--- a/skills/artifact-template-cheatsheet/assets/reference.docx
+++ b/skills/artifact-template-cheatsheet/assets/reference.docx
@@ -24087,13 +24087,13 @@
     </a:clrScheme>
     <a:fontScheme name="Office">
       <a:majorFont>
-        <a:latin typeface="等线 Light" panose="02110004020202020204"/>
+        <a:latin typeface="DengXian Light" panose="02110004020202020204"/>
         <a:ea typeface=""/>
         <a:cs typeface=""/>
         <a:font script="Jpan" typeface="ＭＳ ゴシック"/>
         <a:font script="Hang" typeface="맑은 고딕"/>
-        <a:font script="Hans" typeface="等线 Light"/>
-        <a:font script="Hant" typeface="新細明體"/>
+        <a:font script="Hans" typeface="DengXian Light"/>
+        <a:font script="Hant" typeface="PMingLiU"/>
         <a:font script="Arab" typeface="Times New Roman"/>
         <a:font script="Hebr" typeface="Times New Roman"/>
         <a:font script="Thai" typeface="Angsana New"/>
@@ -24122,13 +24122,13 @@
         <a:font script="Geor" typeface="Sylfaen"/>
       </a:majorFont>
       <a:minorFont>
-        <a:latin typeface="等线" panose="02110004020202020204"/>
+        <a:latin typeface="DengXian" panose="02110004020202020204"/>
         <a:ea typeface=""/>
         <a:cs typeface=""/>
-        <a:font script="Jpan" typeface="ＭＳ 明朝"/>
+        <a:font script="Jpan" typeface="MS Mincho"/>
         <a:font script="Hang" typeface="맑은 고딕"/>
-        <a:font script="Hans" typeface="等线"/>
-        <a:font script="Hant" typeface="新細明體"/>
+        <a:font script="Hans" typeface="DengXian"/>
+        <a:font script="Hant" typeface="PMingLiU"/>
         <a:font script="Arab" typeface="Arial"/>
         <a:font script="Hebr" typeface="Arial"/>
         <a:font script="Thai" typeface="Cordia New"/>
